--- a/Files/06 - Yom Tov/09 - Rosh Hashana/5785/Rosh Hashana 5785.docx
+++ b/Files/06 - Yom Tov/09 - Rosh Hashana/5785/Rosh Hashana 5785.docx
@@ -851,7 +851,7 @@
         <w:rPr>
           <w:rFonts w:ascii="Times New Roman" w:hAnsi="Times New Roman" w:cs="Times New Roman"/>
         </w:rPr>
-        <w:t xml:space="preserve">t thinking about the </w:t>
+        <w:t>t thinking about the</w:t>
       </w:r>
       <w:r>
         <w:rPr>
@@ -871,7 +871,13 @@
         <w:rPr>
           <w:rFonts w:ascii="Times New Roman" w:hAnsi="Times New Roman" w:cs="Times New Roman"/>
         </w:rPr>
-        <w:t>of Hashem</w:t>
+        <w:t xml:space="preserve"> o</w:t>
+      </w:r>
+      <w:r>
+        <w:rPr>
+          <w:rFonts w:ascii="Times New Roman" w:hAnsi="Times New Roman" w:cs="Times New Roman"/>
+        </w:rPr>
+        <w:t>f Hashem</w:t>
       </w:r>
       <w:r>
         <w:rPr>

--- a/Files/06 - Yom Tov/09 - Rosh Hashana/5785/Rosh Hashana 5785.docx
+++ b/Files/06 - Yom Tov/09 - Rosh Hashana/5785/Rosh Hashana 5785.docx
@@ -851,7 +851,7 @@
         <w:rPr>
           <w:rFonts w:ascii="Times New Roman" w:hAnsi="Times New Roman" w:cs="Times New Roman"/>
         </w:rPr>
-        <w:t>t thinking about the</w:t>
+        <w:t xml:space="preserve">t thinking about the </w:t>
       </w:r>
       <w:r>
         <w:rPr>
